--- a/trip/zhoushan/zhoushan.docx
+++ b/trip/zhoushan/zhoushan.docx
@@ -127,15 +127,15 @@
     </w:p>
     <w:p>
       <w:pPr>
-        <w:spacing w:after="60" w:lineRule="auto" w:line="300"/>
+        <w:spacing w:after="80" w:lineRule="auto" w:line="300"/>
       </w:pPr>
       <w:r>
         <w:rPr>
           <w:rFonts w:ascii="Helvetica Neue" w:hAnsi="Helvetica Neue" w:eastAsia="PingFang SC"/>
-          <w:b w:val="0"/>
+          <w:b/>
           <w:sz w:val="21"/>
         </w:rPr>
-        <w:t>晚餐: 酒店周边商圈（东港）</w:t>
+        <w:t>晚餐：酒店周边商圈（东港）</w:t>
       </w:r>
     </w:p>
     <w:p>
@@ -154,28 +154,28 @@
     </w:p>
     <w:p>
       <w:pPr>
-        <w:spacing w:after="60" w:lineRule="auto" w:line="300"/>
+        <w:spacing w:after="80" w:lineRule="auto" w:line="300"/>
       </w:pPr>
       <w:r>
         <w:rPr>
           <w:rFonts w:ascii="Helvetica Neue" w:hAnsi="Helvetica Neue" w:eastAsia="PingFang SC"/>
-          <w:b w:val="0"/>
+          <w:b/>
           <w:sz w:val="21"/>
         </w:rPr>
-        <w:t>午餐: 酒店内或酒店附近（天气凉爽才考虑出去专门找）</w:t>
+        <w:t>午餐：酒店内或酒店附近（天气凉爽才考虑出去专门找）</w:t>
       </w:r>
     </w:p>
     <w:p>
       <w:pPr>
-        <w:spacing w:after="60" w:lineRule="auto" w:line="300"/>
+        <w:spacing w:after="80" w:lineRule="auto" w:line="300"/>
       </w:pPr>
       <w:r>
         <w:rPr>
           <w:rFonts w:ascii="Helvetica Neue" w:hAnsi="Helvetica Neue" w:eastAsia="PingFang SC"/>
-          <w:b w:val="0"/>
+          <w:b/>
           <w:sz w:val="21"/>
         </w:rPr>
-        <w:t>晚餐: 景点附近（根据实际去的景点临时找）</w:t>
+        <w:t>晚餐：景点附近（根据实际去的景点临时找）</w:t>
       </w:r>
     </w:p>
     <w:p>
@@ -207,28 +207,28 @@
     </w:p>
     <w:p>
       <w:pPr>
-        <w:spacing w:after="60" w:lineRule="auto" w:line="300"/>
+        <w:spacing w:after="80" w:lineRule="auto" w:line="300"/>
       </w:pPr>
       <w:r>
         <w:rPr>
           <w:rFonts w:ascii="Helvetica Neue" w:hAnsi="Helvetica Neue" w:eastAsia="PingFang SC"/>
-          <w:b w:val="0"/>
+          <w:b/>
           <w:sz w:val="21"/>
         </w:rPr>
-        <w:t>午餐: 酒店内或酒店附近（天气凉爽才考虑出去专门找）</w:t>
+        <w:t>午餐：酒店内或酒店附近（天气凉爽才考虑出去专门找）</w:t>
       </w:r>
     </w:p>
     <w:p>
       <w:pPr>
-        <w:spacing w:after="60" w:lineRule="auto" w:line="300"/>
+        <w:spacing w:after="80" w:lineRule="auto" w:line="300"/>
       </w:pPr>
       <w:r>
         <w:rPr>
           <w:rFonts w:ascii="Helvetica Neue" w:hAnsi="Helvetica Neue" w:eastAsia="PingFang SC"/>
-          <w:b w:val="0"/>
+          <w:b/>
           <w:sz w:val="21"/>
         </w:rPr>
-        <w:t>晚餐: 景点附近（根据实际去的景点临时找）</w:t>
+        <w:t>晚餐：景点附近（根据实际去的景点临时找）</w:t>
       </w:r>
     </w:p>
     <w:p>
@@ -274,15 +274,15 @@
     </w:p>
     <w:p>
       <w:pPr>
-        <w:spacing w:after="60" w:lineRule="auto" w:line="300"/>
+        <w:spacing w:after="80" w:lineRule="auto" w:line="300"/>
       </w:pPr>
       <w:r>
         <w:rPr>
           <w:rFonts w:ascii="Helvetica Neue" w:hAnsi="Helvetica Neue" w:eastAsia="PingFang SC"/>
-          <w:b w:val="0"/>
+          <w:b/>
           <w:sz w:val="21"/>
         </w:rPr>
-        <w:t>午餐: 舟山主岛（离开酒店后沿途找）</w:t>
+        <w:t>午餐：舟山主岛（离开酒店后沿途找）</w:t>
       </w:r>
     </w:p>
     <w:p>
